--- a/companies/northgate-staffing/Firm/Firm Overview 2018 v3.docx
+++ b/companies/northgate-staffing/Firm/Firm Overview 2018 v3.docx
@@ -7,12 +7,12 @@
         <w:pStyle w:val="Heading1"/>
       </w:pPr>
       <w:r>
-        <w:t>Northgate Talent Partners LLC: Firm Overview</w:t>
+        <w:t>Northgate Talent Partners, Five Years On</w:t>
       </w:r>
     </w:p>
     <w:p>
       <w:r>
-        <w:t>We are a retained executive search firm. A board or a chief executive hires us to fill one senior seat, we are paid to run the search rather than paid on the outcome of it, and we stay on the assignment until the person is in the chair and through the first weeks of it. That is the entire business. We have not added service lines since we opened and we are not going to.</w:t>
+        <w:t>Five years is long enough to know what a firm is for. We started Northgate Talent Partners in 2013, and the conviction we started with has not moved. Retained search is a relationship business first, and a document business second. What follows is a short account of who we are now, written for a client who is meeting us for the first time.</w:t>
       </w:r>
     </w:p>
     <w:p>
@@ -20,17 +20,12 @@
         <w:pStyle w:val="Heading2"/>
       </w:pPr>
       <w:r>
-        <w:t>The assignment</w:t>
+        <w:t>What has held steady</w:t>
       </w:r>
     </w:p>
     <w:p>
       <w:r>
-        <w:t>Every search here begins with a written position specification, agreed before we call anyone. It says what the person will own, what they will be measured on, who they have to win over in the first year, and what the company is prepared to pay for that. It is short and it is specific, and getting to it is often uncomfortable, because it is where a leadership team discovers it does not entirely agree on the job.</w:t>
-      </w:r>
-    </w:p>
-    <w:p>
-      <w:r>
-        <w:t>Most of the searches that go wrong were wrong on the first day. The role was two jobs. The last incumbent left for a reason nobody wanted to say out loud, and it is structural, and it is still there. The compensation was benchmarked against a market that has since moved. We would rather have that argument in week one than in month five, so we have it in week one.</w:t>
+        <w:t>We are a retained executive search firm. We place senior operators and board directors at mid-market companies, and we have kept one regional health system among our clients since the early years. The method has not changed with our size. We map a market patiently before we put names to it. We describe candidates by the seat they hold until they are genuinely in play. And we treat every search as its own confidential matter, never to be described to another party. What we sold a client in our first year is what we sell now, and we are proud that so little of it has needed revising.</w:t>
       </w:r>
     </w:p>
     <w:p>
@@ -38,12 +33,12 @@
         <w:pStyle w:val="Heading2"/>
       </w:pPr>
       <w:r>
-        <w:t>Research</w:t>
+        <w:t>A few engagements, offered as illustration</w:t>
       </w:r>
     </w:p>
     <w:p>
       <w:r>
-        <w:t>Our associates build the candidate universe by telephone: the companies where the relevant skill genuinely lives, and the named people inside them, whether or not those people have any interest in moving. Published sources find the people who want to be found. Those are rarely the people you want, and a firm that starts there is selling you a list you could have made yourself.</w:t>
+        <w:t>We do not publish a client list, so a handful of engagements will have to stand for the work, and we offer them as examples rather than a ledger. In 2015 we partnered with Roach, Moss and Hall on a senior leadership search. The next year brought our work with Coleman Ltd. In 2017 we were engaged by Sanchez-Baker, and this year by Davis and Sons. Each differed in its particulars, and each turned on the same thing. Reaching the right person, often someone who was not looking, through a conversation begun with care. These are a few searches among many, not the sum of what we do.</w:t>
       </w:r>
     </w:p>
     <w:p>
@@ -51,12 +46,12 @@
         <w:pStyle w:val="Heading2"/>
       </w:pPr>
       <w:r>
-        <w:t>The slate</w:t>
+        <w:t>The people who do it</w:t>
       </w:r>
     </w:p>
     <w:p>
       <w:r>
-        <w:t>We present three to five candidates at once, with a written summary on each and a plain statement of which of them will actually move and which are flattered to be asked. Both facts are useful; only one of them is comfortable. We do not add a name to make the page look fuller, and if the market has produced two real candidates we will say so and tell you why rather than dress up a third.</w:t>
+        <w:t>We are a small firm by design. A search is only as good as the consultant who owns it and the research bench behind them, and we have kept both deliberately tight so that no client is ever a file passed between hands. When you engage us, you know who is doing your work, and you can reach them. Kelly Chavez still takes searches herself, because the firm's standards are easiest to hold when the person who set them is in the work.</w:t>
       </w:r>
     </w:p>
     <w:p>
@@ -64,12 +59,44 @@
         <w:pStyle w:val="Heading2"/>
       </w:pPr>
       <w:r>
-        <w:t>The close</w:t>
+        <w:t>What a client can expect</w:t>
       </w:r>
     </w:p>
     <w:p>
       <w:r>
-        <w:t>Searches are lost at the close far more often than at the slate. The offer is constructed badly, or the resignation goes worse than the candidate expected, or the counteroffer arrives and nobody has talked to them honestly about what accepting it would mean. We stay in that part of the process, and we stay in it after the start date too, because a placement that leaves in six months is not a placement.</w:t>
+        <w:t>Whatever the seat, an engagement with us tends to run the same way.</w:t>
+      </w:r>
+    </w:p>
+    <w:p>
+      <w:pPr>
+        <w:pStyle w:val="ListBullet"/>
+      </w:pPr>
+      <w:r>
+        <w:t>A named consultant who owns your search from the first brief to the signed offer.</w:t>
+      </w:r>
+    </w:p>
+    <w:p>
+      <w:pPr>
+        <w:pStyle w:val="ListBullet"/>
+      </w:pPr>
+      <w:r>
+        <w:t>A market map before any names, so the shortlist rests on fit rather than on who happened to be easy to reach.</w:t>
+      </w:r>
+    </w:p>
+    <w:p>
+      <w:pPr>
+        <w:pStyle w:val="ListBullet"/>
+      </w:pPr>
+      <w:r>
+        <w:t>Candidates described by role, not by name, in anything that circulates, for as long as discretion requires it.</w:t>
+      </w:r>
+    </w:p>
+    <w:p>
+      <w:pPr>
+        <w:pStyle w:val="ListBullet"/>
+      </w:pPr>
+      <w:r>
+        <w:t>Straight talk when a search turns delicate, which the best of them eventually do.</w:t>
       </w:r>
     </w:p>
     <w:p>
@@ -77,12 +104,12 @@
         <w:pStyle w:val="Heading2"/>
       </w:pPr>
       <w:r>
-        <w:t>Discretion</w:t>
+        <w:t>Why the relationship comes first</w:t>
       </w:r>
     </w:p>
     <w:p>
       <w:r>
-        <w:t>A candidate doing well in a job takes a real risk in talking to us, and that risk is the only reason the conversation happens at all. In anything that circulates, we describe a candidate by the seat they hold rather than by name, until they have agreed to be presented. The rule protects the client as much as the candidate: the same discipline is what keeps a company's search from becoming a topic at an industry dinner two states away.</w:t>
+        <w:t>A retained search asks a client to trust us before there is anything to show for it. We do not take that lightly. For the length of a search we are holding two anxious parties at once, a client who needs the seat filled well and a candidate weighing perhaps the biggest decision of a career. Keeping faith with both takes patience and a great deal of care with words. That is the work we chose, and after five years it is still the work we love.</w:t>
       </w:r>
     </w:p>
     <w:p>
@@ -90,43 +117,12 @@
         <w:pStyle w:val="Heading2"/>
       </w:pPr>
       <w:r>
-        <w:t>Clients</w:t>
+        <w:t>Where to start</w:t>
       </w:r>
     </w:p>
     <w:p>
       <w:r>
-        <w:t>Our first retained assignment was for Roach, Moss and Hall, a client who hired a firm with nothing to show but a method. Since then we have been retained by Coleman Ltd, then Sanchez-Baker, and this year by Davis and Sons. Four clients is not a large number and we are not going to dress it up as one. What we will say is that every one of them will take a reference call, which is the only client statistic that means anything, and that we would rather grow at the rate at which that stays true.</w:t>
-      </w:r>
-    </w:p>
-    <w:p>
-      <w:pPr>
-        <w:pStyle w:val="Heading2"/>
-      </w:pPr>
-      <w:r>
-        <w:t>Fees</w:t>
-      </w:r>
-    </w:p>
-    <w:p>
-      <w:r>
-        <w:t>Our fee schedule sits in the engagement agreement, and we walk through it line by line before anything is signed rather than after. Expenses are billed as incurred and itemized, and if the search takes longer than we told you it would, the extra time is ours and not yours. Nobody at this firm has ever surprised a client with a bill, and nobody is going to.</w:t>
-      </w:r>
-    </w:p>
-    <w:p>
-      <w:pPr>
-        <w:pStyle w:val="Heading2"/>
-      </w:pPr>
-      <w:r>
-        <w:t>Who you get</w:t>
-      </w:r>
-    </w:p>
-    <w:p>
-      <w:r>
-        <w:t>Kelly Chavez, Managing Director, is on every search this firm runs. Not in a supervisory sense, not at the pitch and then again at the offer: on the telephone, in the specification meeting, and on the call where somebody has to say that the slate is thin and here is why. That is the firm's one real promise, and it is also the reason we are careful about how many assignments we take at once.</w:t>
-      </w:r>
-    </w:p>
-    <w:p>
-      <w:r>
-        <w:t>One seat at a time, told straight, finished.</w:t>
+        <w:t>If a leadership seat is on your mind, the beginning is simple. Reach out, and Kelly Chavez will walk you through how a retained search would run for the role you are weighing, what it would ask of you, and what a sensible timeline looks like. We will listen before we propose anything at all.</w:t>
       </w:r>
     </w:p>
     <w:sectPr>
